--- a/TS Jatai Ghanam Project/TS 1.3/TS 1.3 Ghanam Sanskrit Corrections.docx
+++ b/TS Jatai Ghanam Project/TS 1.3/TS 1.3 Ghanam Sanskrit Corrections.docx
@@ -1,7 +1,656 @@
 
 <file path=word/document.xml><?xml version="1.0" encoding="utf-8"?>
-<w:document xmlns:wpc="http://schemas.microsoft.com/office/word/2010/wordprocessingCanvas" xmlns:cx="http://schemas.microsoft.com/office/drawing/2014/chartex" xmlns:cx1="http://schemas.microsoft.com/office/drawing/2015/9/8/chartex" xmlns:cx2="http://schemas.microsoft.com/office/drawing/2015/10/21/chartex" xmlns:cx3="http://schemas.microsoft.com/office/drawing/2016/5/9/chartex" xmlns:cx4="http://schemas.microsoft.com/office/drawing/2016/5/10/chartex" xmlns:cx5="http://schemas.microsoft.com/office/drawing/2016/5/11/chartex" xmlns:cx6="http://schemas.microsoft.com/office/drawing/2016/5/12/chartex" xmlns:cx7="http://schemas.microsoft.com/office/drawing/2016/5/13/chartex" xmlns:cx8="http://schemas.microsoft.com/office/drawing/2016/5/14/chartex" xmlns:mc="http://schemas.openxmlformats.org/markup-compatibility/2006" xmlns:aink="http://schemas.microsoft.com/office/drawing/2016/ink" xmlns:am3d="http://schemas.microsoft.com/office/drawing/2017/model3d" xmlns:o="urn:schemas-microsoft-com:office:office" xmlns:oel="http://schemas.microsoft.com/office/2019/extlst" xmlns:r="http://schemas.openxmlformats.org/officeDocument/2006/relationships" xmlns:m="http://schemas.openxmlformats.org/officeDocument/2006/math" xmlns:v="urn:schemas-microsoft-com:vml" xmlns:wp14="http://schemas.microsoft.com/office/word/2010/wordprocessingDrawing" xmlns:wp="http://schemas.openxmlformats.org/drawingml/2006/wordprocessingDrawing" xmlns:w10="urn:schemas-microsoft-com:office:word" xmlns:w="http://schemas.openxmlformats.org/wordprocessingml/2006/main" xmlns:w14="http://schemas.microsoft.com/office/word/2010/wordml" xmlns:w15="http://schemas.microsoft.com/office/word/2012/wordml" xmlns:w16cex="http://schemas.microsoft.com/office/word/2018/wordml/cex" xmlns:w16cid="http://schemas.microsoft.com/office/word/2016/wordml/cid" xmlns:w16="http://schemas.microsoft.com/office/word/2018/wordml" xmlns:w16sdtdh="http://schemas.microsoft.com/office/word/2020/wordml/sdtdatahash" xmlns:w16se="http://schemas.microsoft.com/office/word/2015/wordml/symex" xmlns:wpg="http://schemas.microsoft.com/office/word/2010/wordprocessingGroup" xmlns:wpi="http://schemas.microsoft.com/office/word/2010/wordprocessingInk" xmlns:wne="http://schemas.microsoft.com/office/word/2006/wordml" xmlns:wps="http://schemas.microsoft.com/office/word/2010/wordprocessingShape" mc:Ignorable="w14 w15 w16se w16cid w16 w16cex w16sdtdh wp14">
+<w:document xmlns:wpc="http://schemas.microsoft.com/office/word/2010/wordprocessingCanvas" xmlns:cx="http://schemas.microsoft.com/office/drawing/2014/chartex" xmlns:cx1="http://schemas.microsoft.com/office/drawing/2015/9/8/chartex" xmlns:cx2="http://schemas.microsoft.com/office/drawing/2015/10/21/chartex" xmlns:cx3="http://schemas.microsoft.com/office/drawing/2016/5/9/chartex" xmlns:cx4="http://schemas.microsoft.com/office/drawing/2016/5/10/chartex" xmlns:cx5="http://schemas.microsoft.com/office/drawing/2016/5/11/chartex" xmlns:cx6="http://schemas.microsoft.com/office/drawing/2016/5/12/chartex" xmlns:cx7="http://schemas.microsoft.com/office/drawing/2016/5/13/chartex" xmlns:cx8="http://schemas.microsoft.com/office/drawing/2016/5/14/chartex" xmlns:mc="http://schemas.openxmlformats.org/markup-compatibility/2006" xmlns:aink="http://schemas.microsoft.com/office/drawing/2016/ink" xmlns:am3d="http://schemas.microsoft.com/office/drawing/2017/model3d" xmlns:o="urn:schemas-microsoft-com:office:office" xmlns:oel="http://schemas.microsoft.com/office/2019/extlst" xmlns:r="http://schemas.openxmlformats.org/officeDocument/2006/relationships" xmlns:m="http://schemas.openxmlformats.org/officeDocument/2006/math" xmlns:v="urn:schemas-microsoft-com:vml" xmlns:wp14="http://schemas.microsoft.com/office/word/2010/wordprocessingDrawing" xmlns:wp="http://schemas.openxmlformats.org/drawingml/2006/wordprocessingDrawing" xmlns:w10="urn:schemas-microsoft-com:office:word" xmlns:w="http://schemas.openxmlformats.org/wordprocessingml/2006/main" xmlns:w14="http://schemas.microsoft.com/office/word/2010/wordml" xmlns:w15="http://schemas.microsoft.com/office/word/2012/wordml" xmlns:w16cex="http://schemas.microsoft.com/office/word/2018/wordml/cex" xmlns:w16cid="http://schemas.microsoft.com/office/word/2016/wordml/cid" xmlns:w16="http://schemas.microsoft.com/office/word/2018/wordml" xmlns:w16du="http://schemas.microsoft.com/office/word/2023/wordml/word16du" xmlns:w16sdtdh="http://schemas.microsoft.com/office/word/2020/wordml/sdtdatahash" xmlns:w16sdtfl="http://schemas.microsoft.com/office/word/2024/wordml/sdtformatlock" xmlns:w16se="http://schemas.microsoft.com/office/word/2015/wordml/symex" xmlns:wpg="http://schemas.microsoft.com/office/word/2010/wordprocessingGroup" xmlns:wpi="http://schemas.microsoft.com/office/word/2010/wordprocessingInk" xmlns:wne="http://schemas.microsoft.com/office/word/2006/wordml" xmlns:wps="http://schemas.microsoft.com/office/word/2010/wordprocessingShape" mc:Ignorable="w14 w15 w16se w16cid w16 w16cex w16sdtdh w16sdtfl w16du wp14">
   <w:body>
+    <w:p>
+      <w:pPr>
+        <w:spacing w:before="0" w:line="240" w:lineRule="auto"/>
+        <w:jc w:val="center"/>
+        <w:rPr>
+          <w:b/>
+          <w:bCs/>
+          <w:sz w:val="32"/>
+          <w:szCs w:val="32"/>
+          <w:u w:val="single"/>
+        </w:rPr>
+      </w:pPr>
+      <w:r>
+        <w:rPr>
+          <w:b/>
+          <w:bCs/>
+          <w:sz w:val="32"/>
+          <w:szCs w:val="32"/>
+          <w:u w:val="single"/>
+        </w:rPr>
+        <w:t xml:space="preserve">TS </w:t>
+      </w:r>
+      <w:r>
+        <w:rPr>
+          <w:b/>
+          <w:bCs/>
+          <w:sz w:val="32"/>
+          <w:szCs w:val="32"/>
+          <w:u w:val="single"/>
+        </w:rPr>
+        <w:t>Ghanam</w:t>
+      </w:r>
+      <w:r>
+        <w:rPr>
+          <w:b/>
+          <w:bCs/>
+          <w:sz w:val="32"/>
+          <w:szCs w:val="32"/>
+          <w:u w:val="single"/>
+        </w:rPr>
+        <w:t xml:space="preserve"> – TS 1.3 </w:t>
+      </w:r>
+      <w:r>
+        <w:rPr>
+          <w:b/>
+          <w:bCs/>
+          <w:sz w:val="32"/>
+          <w:szCs w:val="32"/>
+          <w:u w:val="single"/>
+        </w:rPr>
+        <w:t>Sanskrit</w:t>
+      </w:r>
+      <w:r>
+        <w:rPr>
+          <w:b/>
+          <w:bCs/>
+          <w:sz w:val="32"/>
+          <w:szCs w:val="32"/>
+          <w:u w:val="single"/>
+        </w:rPr>
+        <w:t xml:space="preserve"> Corrections – Observed </w:t>
+      </w:r>
+      <w:proofErr w:type="gramStart"/>
+      <w:r>
+        <w:rPr>
+          <w:b/>
+          <w:bCs/>
+          <w:sz w:val="32"/>
+          <w:szCs w:val="32"/>
+          <w:u w:val="single"/>
+        </w:rPr>
+        <w:t xml:space="preserve">till </w:t>
+      </w:r>
+      <w:r>
+        <w:rPr>
+          <w:b/>
+          <w:bCs/>
+          <w:sz w:val="32"/>
+          <w:szCs w:val="32"/>
+          <w:highlight w:val="red"/>
+          <w:u w:val="single"/>
+        </w:rPr>
+        <w:t>????</w:t>
+      </w:r>
+      <w:proofErr w:type="gramEnd"/>
+    </w:p>
+    <w:p>
+      <w:pPr>
+        <w:spacing w:before="0" w:line="240" w:lineRule="auto"/>
+        <w:jc w:val="center"/>
+        <w:rPr>
+          <w:b/>
+          <w:bCs/>
+          <w:sz w:val="28"/>
+          <w:szCs w:val="32"/>
+        </w:rPr>
+      </w:pPr>
+      <w:r>
+        <w:rPr>
+          <w:b/>
+          <w:bCs/>
+          <w:sz w:val="28"/>
+          <w:szCs w:val="32"/>
+        </w:rPr>
+        <w:t>(ignore those which are already incorporated in your book’s version and date)</w:t>
+      </w:r>
+    </w:p>
+    <w:tbl>
+      <w:tblPr>
+        <w:tblW w:w="13970" w:type="dxa"/>
+        <w:tblInd w:w="-792" w:type="dxa"/>
+        <w:tblBorders>
+          <w:top w:val="single" w:sz="4" w:space="0" w:color="000000"/>
+          <w:left w:val="single" w:sz="4" w:space="0" w:color="000000"/>
+          <w:bottom w:val="single" w:sz="4" w:space="0" w:color="000000"/>
+          <w:right w:val="single" w:sz="4" w:space="0" w:color="000000"/>
+          <w:insideH w:val="single" w:sz="4" w:space="0" w:color="000000"/>
+          <w:insideV w:val="single" w:sz="4" w:space="0" w:color="000000"/>
+        </w:tblBorders>
+        <w:tblLook w:val="04A0" w:firstRow="1" w:lastRow="0" w:firstColumn="1" w:lastColumn="0" w:noHBand="0" w:noVBand="1"/>
+      </w:tblPr>
+      <w:tblGrid>
+        <w:gridCol w:w="6883"/>
+        <w:gridCol w:w="7087"/>
+      </w:tblGrid>
+      <w:tr>
+        <w:tc>
+          <w:tcPr>
+            <w:tcW w:w="6883" w:type="dxa"/>
+          </w:tcPr>
+          <w:p>
+            <w:pPr>
+              <w:spacing w:before="0" w:line="240" w:lineRule="auto"/>
+              <w:jc w:val="center"/>
+              <w:rPr>
+                <w:b/>
+                <w:sz w:val="32"/>
+                <w:szCs w:val="32"/>
+              </w:rPr>
+            </w:pPr>
+            <w:r>
+              <w:rPr>
+                <w:b/>
+                <w:sz w:val="32"/>
+                <w:szCs w:val="32"/>
+              </w:rPr>
+              <w:t>As Printed</w:t>
+            </w:r>
+          </w:p>
+        </w:tc>
+        <w:tc>
+          <w:tcPr>
+            <w:tcW w:w="7087" w:type="dxa"/>
+          </w:tcPr>
+          <w:p>
+            <w:pPr>
+              <w:spacing w:before="0" w:line="240" w:lineRule="auto"/>
+              <w:ind w:right="-18"/>
+              <w:jc w:val="center"/>
+              <w:rPr>
+                <w:b/>
+                <w:sz w:val="32"/>
+                <w:szCs w:val="32"/>
+              </w:rPr>
+            </w:pPr>
+            <w:r>
+              <w:rPr>
+                <w:b/>
+                <w:sz w:val="32"/>
+                <w:szCs w:val="32"/>
+              </w:rPr>
+              <w:t>To be read as or corrected as</w:t>
+            </w:r>
+            <w:r>
+              <w:rPr>
+                <w:b/>
+                <w:sz w:val="32"/>
+                <w:szCs w:val="32"/>
+              </w:rPr>
+              <w:t xml:space="preserve"> </w:t>
+            </w:r>
+          </w:p>
+        </w:tc>
+      </w:tr>
+      <w:tr>
+        <w:trPr>
+          <w:trHeight w:val="1480"/>
+        </w:trPr>
+        <w:tc>
+          <w:tcPr>
+            <w:tcW w:w="6883" w:type="dxa"/>
+          </w:tcPr>
+          <w:p>
+            <w:pPr>
+              <w:widowControl w:val="0"/>
+              <w:autoSpaceDE w:val="0"/>
+              <w:autoSpaceDN w:val="0"/>
+              <w:adjustRightInd w:val="0"/>
+              <w:spacing w:before="0" w:line="240" w:lineRule="auto"/>
+              <w:rPr>
+                <w:rFonts w:ascii="BRH Devanagari Extra" w:hAnsi="BRH Devanagari Extra" w:cs="BRH Devanagari Extra"/>
+                <w:color w:val="000000"/>
+                <w:sz w:val="32"/>
+                <w:szCs w:val="40"/>
+              </w:rPr>
+            </w:pPr>
+            <w:r>
+              <w:rPr>
+                <w:rFonts w:cs="BRH Devanagari Extra"/>
+                <w:color w:val="000000"/>
+                <w:szCs w:val="40"/>
+              </w:rPr>
+              <w:t>5</w:t>
+            </w:r>
+            <w:r>
+              <w:rPr>
+                <w:rFonts w:ascii="BRH Devanagari Extra" w:hAnsi="BRH Devanagari Extra" w:cs="BRH Devanagari Extra"/>
+                <w:color w:val="000000"/>
+                <w:sz w:val="32"/>
+                <w:szCs w:val="40"/>
+              </w:rPr>
+              <w:t xml:space="preserve">)   </w:t>
+            </w:r>
+            <w:r>
+              <w:rPr>
+                <w:rFonts w:cs="BRH Devanagari Extra"/>
+                <w:color w:val="000000"/>
+                <w:szCs w:val="40"/>
+              </w:rPr>
+              <w:t>1</w:t>
+            </w:r>
+            <w:r>
+              <w:rPr>
+                <w:rFonts w:ascii="BRH Devanagari Extra" w:hAnsi="BRH Devanagari Extra" w:cs="BRH Devanagari Extra"/>
+                <w:color w:val="000000"/>
+                <w:sz w:val="32"/>
+                <w:szCs w:val="40"/>
+              </w:rPr>
+              <w:t>.</w:t>
+            </w:r>
+            <w:r>
+              <w:rPr>
+                <w:rFonts w:cs="BRH Devanagari Extra"/>
+                <w:color w:val="000000"/>
+                <w:szCs w:val="40"/>
+              </w:rPr>
+              <w:t>3</w:t>
+            </w:r>
+            <w:r>
+              <w:rPr>
+                <w:rFonts w:ascii="BRH Devanagari Extra" w:hAnsi="BRH Devanagari Extra" w:cs="BRH Devanagari Extra"/>
+                <w:color w:val="000000"/>
+                <w:sz w:val="32"/>
+                <w:szCs w:val="40"/>
+              </w:rPr>
+              <w:t>.</w:t>
+            </w:r>
+            <w:r>
+              <w:rPr>
+                <w:rFonts w:cs="BRH Devanagari Extra"/>
+                <w:color w:val="000000"/>
+                <w:szCs w:val="40"/>
+              </w:rPr>
+              <w:t>14</w:t>
+            </w:r>
+            <w:r>
+              <w:rPr>
+                <w:rFonts w:ascii="BRH Devanagari Extra" w:hAnsi="BRH Devanagari Extra" w:cs="BRH Devanagari Extra"/>
+                <w:color w:val="000000"/>
+                <w:sz w:val="32"/>
+                <w:szCs w:val="40"/>
+              </w:rPr>
+              <w:t>.</w:t>
+            </w:r>
+            <w:r>
+              <w:rPr>
+                <w:rFonts w:cs="BRH Devanagari Extra"/>
+                <w:color w:val="000000"/>
+                <w:szCs w:val="40"/>
+              </w:rPr>
+              <w:t>4</w:t>
+            </w:r>
+            <w:r>
+              <w:rPr>
+                <w:rFonts w:ascii="BRH Devanagari Extra" w:hAnsi="BRH Devanagari Extra" w:cs="BRH Devanagari Extra"/>
+                <w:color w:val="000000"/>
+                <w:sz w:val="32"/>
+                <w:szCs w:val="40"/>
+              </w:rPr>
+              <w:t>(</w:t>
+            </w:r>
+            <w:r>
+              <w:rPr>
+                <w:rFonts w:cs="BRH Devanagari Extra"/>
+                <w:color w:val="000000"/>
+                <w:szCs w:val="40"/>
+              </w:rPr>
+              <w:t>3</w:t>
+            </w:r>
+            <w:r>
+              <w:rPr>
+                <w:rFonts w:ascii="BRH Devanagari Extra" w:hAnsi="BRH Devanagari Extra" w:cs="BRH Devanagari Extra"/>
+                <w:color w:val="000000"/>
+                <w:sz w:val="32"/>
+                <w:szCs w:val="40"/>
+              </w:rPr>
+              <w:t>)- U</w:t>
+            </w:r>
+            <w:r>
+              <w:rPr>
+                <w:rFonts w:ascii="BRH Malayalam Extra" w:hAnsi="BRH Malayalam Extra" w:cs="BRH Devanagari Extra"/>
+                <w:color w:val="000000"/>
+                <w:szCs w:val="40"/>
+              </w:rPr>
+              <w:t>–</w:t>
+            </w:r>
+            <w:r>
+              <w:rPr>
+                <w:rFonts w:ascii="BRH Devanagari Extra" w:hAnsi="BRH Devanagari Extra" w:cs="BRH Devanagari Extra"/>
+                <w:color w:val="000000"/>
+                <w:sz w:val="32"/>
+                <w:szCs w:val="40"/>
+              </w:rPr>
+              <w:t>ÌrÉqÉç ||</w:t>
+            </w:r>
+          </w:p>
+          <w:p>
+            <w:pPr>
+              <w:widowControl w:val="0"/>
+              <w:autoSpaceDE w:val="0"/>
+              <w:autoSpaceDN w:val="0"/>
+              <w:adjustRightInd w:val="0"/>
+              <w:spacing w:before="0" w:line="240" w:lineRule="auto"/>
+              <w:rPr>
+                <w:rFonts w:cs="Latha"/>
+                <w:b/>
+                <w:bCs/>
+                <w:sz w:val="32"/>
+                <w:szCs w:val="44"/>
+                <w:cs/>
+                <w:lang w:bidi="ta-IN"/>
+              </w:rPr>
+            </w:pPr>
+            <w:r>
+              <w:rPr>
+                <w:rFonts w:ascii="BRH Devanagari Extra" w:hAnsi="BRH Devanagari Extra" w:cs="BRH Devanagari Extra"/>
+                <w:color w:val="000000"/>
+                <w:sz w:val="32"/>
+                <w:szCs w:val="40"/>
+              </w:rPr>
+              <w:t>U</w:t>
+            </w:r>
+            <w:r>
+              <w:rPr>
+                <w:rFonts w:ascii="BRH Malayalam Extra" w:hAnsi="BRH Malayalam Extra" w:cs="BRH Devanagari Extra"/>
+                <w:color w:val="000000"/>
+                <w:szCs w:val="40"/>
+              </w:rPr>
+              <w:t>–</w:t>
+            </w:r>
+            <w:r>
+              <w:rPr>
+                <w:rFonts w:ascii="BRH Devanagari Extra" w:hAnsi="BRH Devanagari Extra" w:cs="BRH Devanagari Extra"/>
+                <w:color w:val="000000"/>
+                <w:sz w:val="32"/>
+                <w:szCs w:val="40"/>
+              </w:rPr>
+              <w:t xml:space="preserve">ÌrÉÍqÉÌiÉþ </w:t>
+            </w:r>
+            <w:r>
+              <w:rPr>
+                <w:rFonts w:ascii="BRH Devanagari Extra" w:hAnsi="BRH Devanagari Extra" w:cs="BRH Devanagari Extra"/>
+                <w:color w:val="000000"/>
+                <w:sz w:val="32"/>
+                <w:szCs w:val="40"/>
+                <w:highlight w:val="yellow"/>
+              </w:rPr>
+              <w:t>UÌ</w:t>
+            </w:r>
+            <w:r>
+              <w:rPr>
+                <w:rFonts w:ascii="BRH Devanagari Extra" w:hAnsi="BRH Devanagari Extra" w:cs="BRH Devanagari Extra"/>
+                <w:color w:val="000000"/>
+                <w:sz w:val="32"/>
+                <w:szCs w:val="40"/>
+              </w:rPr>
+              <w:t xml:space="preserve">rÉqÉç | </w:t>
+            </w:r>
+          </w:p>
+        </w:tc>
+        <w:tc>
+          <w:tcPr>
+            <w:tcW w:w="7087" w:type="dxa"/>
+          </w:tcPr>
+          <w:p>
+            <w:pPr>
+              <w:widowControl w:val="0"/>
+              <w:autoSpaceDE w:val="0"/>
+              <w:autoSpaceDN w:val="0"/>
+              <w:adjustRightInd w:val="0"/>
+              <w:spacing w:before="0" w:line="240" w:lineRule="auto"/>
+              <w:rPr>
+                <w:rFonts w:ascii="BRH Devanagari Extra" w:hAnsi="BRH Devanagari Extra" w:cs="BRH Devanagari Extra"/>
+                <w:color w:val="000000"/>
+                <w:sz w:val="32"/>
+                <w:szCs w:val="40"/>
+                <w:lang w:val="it-IT"/>
+              </w:rPr>
+            </w:pPr>
+            <w:r>
+              <w:rPr>
+                <w:rFonts w:cs="BRH Devanagari Extra"/>
+                <w:color w:val="000000"/>
+                <w:szCs w:val="40"/>
+                <w:lang w:val="it-IT"/>
+              </w:rPr>
+              <w:t>5</w:t>
+            </w:r>
+            <w:r>
+              <w:rPr>
+                <w:rFonts w:ascii="BRH Devanagari Extra" w:hAnsi="BRH Devanagari Extra" w:cs="BRH Devanagari Extra"/>
+                <w:color w:val="000000"/>
+                <w:sz w:val="32"/>
+                <w:szCs w:val="40"/>
+                <w:lang w:val="it-IT"/>
+              </w:rPr>
+              <w:t xml:space="preserve">)   </w:t>
+            </w:r>
+            <w:r>
+              <w:rPr>
+                <w:rFonts w:cs="BRH Devanagari Extra"/>
+                <w:color w:val="000000"/>
+                <w:szCs w:val="40"/>
+                <w:lang w:val="it-IT"/>
+              </w:rPr>
+              <w:t>1</w:t>
+            </w:r>
+            <w:r>
+              <w:rPr>
+                <w:rFonts w:ascii="BRH Devanagari Extra" w:hAnsi="BRH Devanagari Extra" w:cs="BRH Devanagari Extra"/>
+                <w:color w:val="000000"/>
+                <w:sz w:val="32"/>
+                <w:szCs w:val="40"/>
+                <w:lang w:val="it-IT"/>
+              </w:rPr>
+              <w:t>.</w:t>
+            </w:r>
+            <w:r>
+              <w:rPr>
+                <w:rFonts w:cs="BRH Devanagari Extra"/>
+                <w:color w:val="000000"/>
+                <w:szCs w:val="40"/>
+                <w:lang w:val="it-IT"/>
+              </w:rPr>
+              <w:t>3</w:t>
+            </w:r>
+            <w:r>
+              <w:rPr>
+                <w:rFonts w:ascii="BRH Devanagari Extra" w:hAnsi="BRH Devanagari Extra" w:cs="BRH Devanagari Extra"/>
+                <w:color w:val="000000"/>
+                <w:sz w:val="32"/>
+                <w:szCs w:val="40"/>
+                <w:lang w:val="it-IT"/>
+              </w:rPr>
+              <w:t>.</w:t>
+            </w:r>
+            <w:r>
+              <w:rPr>
+                <w:rFonts w:cs="BRH Devanagari Extra"/>
+                <w:color w:val="000000"/>
+                <w:szCs w:val="40"/>
+                <w:lang w:val="it-IT"/>
+              </w:rPr>
+              <w:t>14</w:t>
+            </w:r>
+            <w:r>
+              <w:rPr>
+                <w:rFonts w:ascii="BRH Devanagari Extra" w:hAnsi="BRH Devanagari Extra" w:cs="BRH Devanagari Extra"/>
+                <w:color w:val="000000"/>
+                <w:sz w:val="32"/>
+                <w:szCs w:val="40"/>
+                <w:lang w:val="it-IT"/>
+              </w:rPr>
+              <w:t>.</w:t>
+            </w:r>
+            <w:r>
+              <w:rPr>
+                <w:rFonts w:cs="BRH Devanagari Extra"/>
+                <w:color w:val="000000"/>
+                <w:szCs w:val="40"/>
+                <w:lang w:val="it-IT"/>
+              </w:rPr>
+              <w:t>4</w:t>
+            </w:r>
+            <w:r>
+              <w:rPr>
+                <w:rFonts w:ascii="BRH Devanagari Extra" w:hAnsi="BRH Devanagari Extra" w:cs="BRH Devanagari Extra"/>
+                <w:color w:val="000000"/>
+                <w:sz w:val="32"/>
+                <w:szCs w:val="40"/>
+                <w:lang w:val="it-IT"/>
+              </w:rPr>
+              <w:t>(</w:t>
+            </w:r>
+            <w:r>
+              <w:rPr>
+                <w:rFonts w:cs="BRH Devanagari Extra"/>
+                <w:color w:val="000000"/>
+                <w:szCs w:val="40"/>
+                <w:lang w:val="it-IT"/>
+              </w:rPr>
+              <w:t>3</w:t>
+            </w:r>
+            <w:r>
+              <w:rPr>
+                <w:rFonts w:ascii="BRH Devanagari Extra" w:hAnsi="BRH Devanagari Extra" w:cs="BRH Devanagari Extra"/>
+                <w:color w:val="000000"/>
+                <w:sz w:val="32"/>
+                <w:szCs w:val="40"/>
+                <w:lang w:val="it-IT"/>
+              </w:rPr>
+              <w:t>)- U</w:t>
+            </w:r>
+            <w:r>
+              <w:rPr>
+                <w:rFonts w:ascii="BRH Malayalam Extra" w:hAnsi="BRH Malayalam Extra" w:cs="BRH Devanagari Extra"/>
+                <w:color w:val="000000"/>
+                <w:szCs w:val="40"/>
+                <w:lang w:val="it-IT"/>
+              </w:rPr>
+              <w:t>–</w:t>
+            </w:r>
+            <w:r>
+              <w:rPr>
+                <w:rFonts w:ascii="BRH Devanagari Extra" w:hAnsi="BRH Devanagari Extra" w:cs="BRH Devanagari Extra"/>
+                <w:color w:val="000000"/>
+                <w:sz w:val="32"/>
+                <w:szCs w:val="40"/>
+                <w:lang w:val="it-IT"/>
+              </w:rPr>
+              <w:t>ÌrÉqÉç ||</w:t>
+            </w:r>
+          </w:p>
+          <w:p>
+            <w:pPr>
+              <w:widowControl w:val="0"/>
+              <w:autoSpaceDE w:val="0"/>
+              <w:autoSpaceDN w:val="0"/>
+              <w:adjustRightInd w:val="0"/>
+              <w:spacing w:before="0" w:line="240" w:lineRule="auto"/>
+              <w:rPr>
+                <w:rFonts w:cs="Latha"/>
+                <w:b/>
+                <w:bCs/>
+                <w:sz w:val="32"/>
+                <w:szCs w:val="44"/>
+                <w:cs/>
+                <w:lang w:bidi="ta-IN"/>
+              </w:rPr>
+            </w:pPr>
+            <w:r>
+              <w:rPr>
+                <w:rFonts w:ascii="BRH Devanagari Extra" w:hAnsi="BRH Devanagari Extra" w:cs="BRH Devanagari Extra"/>
+                <w:color w:val="000000"/>
+                <w:sz w:val="32"/>
+                <w:szCs w:val="40"/>
+                <w:lang w:val="it-IT"/>
+              </w:rPr>
+              <w:t>U</w:t>
+            </w:r>
+            <w:r>
+              <w:rPr>
+                <w:rFonts w:ascii="BRH Malayalam Extra" w:hAnsi="BRH Malayalam Extra" w:cs="BRH Devanagari Extra"/>
+                <w:color w:val="000000"/>
+                <w:szCs w:val="40"/>
+                <w:lang w:val="it-IT"/>
+              </w:rPr>
+              <w:t>–</w:t>
+            </w:r>
+            <w:r>
+              <w:rPr>
+                <w:rFonts w:ascii="BRH Devanagari Extra" w:hAnsi="BRH Devanagari Extra" w:cs="BRH Devanagari Extra"/>
+                <w:color w:val="000000"/>
+                <w:sz w:val="32"/>
+                <w:szCs w:val="40"/>
+                <w:lang w:val="it-IT"/>
+              </w:rPr>
+              <w:t xml:space="preserve">ÌrÉÍqÉÌiÉþ </w:t>
+            </w:r>
+            <w:r>
+              <w:rPr>
+                <w:rFonts w:ascii="BRH Devanagari Extra" w:hAnsi="BRH Devanagari Extra" w:cs="BRH Devanagari Extra"/>
+                <w:color w:val="000000"/>
+                <w:sz w:val="32"/>
+                <w:szCs w:val="40"/>
+                <w:highlight w:val="green"/>
+                <w:lang w:val="it-IT"/>
+              </w:rPr>
+              <w:t>UÌ</w:t>
+            </w:r>
+            <w:r>
+              <w:rPr>
+                <w:rFonts w:ascii="BRH Malayalam Extra" w:hAnsi="BRH Malayalam Extra" w:cs="BRH Devanagari Extra"/>
+                <w:color w:val="000000"/>
+                <w:szCs w:val="40"/>
+                <w:lang w:val="it-IT"/>
+              </w:rPr>
+              <w:t>–</w:t>
+            </w:r>
+            <w:r>
+              <w:rPr>
+                <w:rFonts w:ascii="BRH Devanagari Extra" w:hAnsi="BRH Devanagari Extra" w:cs="BRH Devanagari Extra"/>
+                <w:color w:val="000000"/>
+                <w:sz w:val="32"/>
+                <w:szCs w:val="40"/>
+                <w:lang w:val="it-IT"/>
+              </w:rPr>
+              <w:t xml:space="preserve">rÉqÉç | </w:t>
+            </w:r>
+          </w:p>
+        </w:tc>
+      </w:tr>
+    </w:tbl>
+    <w:p>
+      <w:pPr>
+        <w:spacing w:before="0" w:line="240" w:lineRule="auto"/>
+        <w:jc w:val="center"/>
+        <w:rPr>
+          <w:b/>
+          <w:bCs/>
+          <w:sz w:val="32"/>
+          <w:szCs w:val="32"/>
+          <w:u w:val="single"/>
+        </w:rPr>
+      </w:pPr>
+    </w:p>
+    <w:p>
+      <w:pPr>
+        <w:spacing w:before="0" w:line="240" w:lineRule="auto"/>
+        <w:jc w:val="center"/>
+        <w:rPr>
+          <w:b/>
+          <w:bCs/>
+          <w:sz w:val="32"/>
+          <w:szCs w:val="32"/>
+          <w:u w:val="single"/>
+        </w:rPr>
+      </w:pPr>
+    </w:p>
     <w:p>
       <w:pPr>
         <w:spacing w:before="0" w:line="240" w:lineRule="auto"/>
@@ -73,27 +722,7 @@
           <w:sz w:val="28"/>
           <w:szCs w:val="32"/>
         </w:rPr>
-        <w:t>(</w:t>
-      </w:r>
-      <w:proofErr w:type="gramStart"/>
-      <w:r>
-        <w:rPr>
-          <w:b/>
-          <w:bCs/>
-          <w:sz w:val="28"/>
-          <w:szCs w:val="32"/>
-        </w:rPr>
-        <w:t>ignore</w:t>
-      </w:r>
-      <w:proofErr w:type="gramEnd"/>
-      <w:r>
-        <w:rPr>
-          <w:b/>
-          <w:bCs/>
-          <w:sz w:val="28"/>
-          <w:szCs w:val="32"/>
-        </w:rPr>
-        <w:t xml:space="preserve"> those which are already incorporated in your book’s version and date)</w:t>
+        <w:t>(ignore those which are already incorporated in your book’s version and date)</w:t>
       </w:r>
     </w:p>
     <w:tbl>
@@ -961,6 +1590,7 @@
                 <w:rFonts w:cs="BRH Devanagari Extra"/>
                 <w:szCs w:val="40"/>
               </w:rPr>
+              <w:lastRenderedPageBreak/>
               <w:t>58</w:t>
             </w:r>
             <w:r>
@@ -2131,7 +2761,6 @@
                 <w:rFonts w:cs="BRH Devanagari Extra"/>
                 <w:szCs w:val="40"/>
               </w:rPr>
-              <w:lastRenderedPageBreak/>
               <w:t>41</w:t>
             </w:r>
             <w:r>
@@ -3597,6 +4226,7 @@
                 <w:rFonts w:cs="BRH Devanagari Extra"/>
                 <w:szCs w:val="40"/>
               </w:rPr>
+              <w:lastRenderedPageBreak/>
               <w:t>13</w:t>
             </w:r>
             <w:r>
@@ -5087,7 +5717,6 @@
                 <w:rFonts w:cs="BRH Devanagari Extra"/>
                 <w:szCs w:val="40"/>
               </w:rPr>
-              <w:lastRenderedPageBreak/>
               <w:t>26</w:t>
             </w:r>
             <w:r>
@@ -5279,7 +5908,6 @@
                 <w:rFonts w:cs="BRH Devanagari Extra"/>
                 <w:szCs w:val="40"/>
               </w:rPr>
-              <w:lastRenderedPageBreak/>
               <w:t>26</w:t>
             </w:r>
             <w:r>
@@ -5447,7 +6075,6 @@
                 <w:szCs w:val="28"/>
                 <w:u w:val="single"/>
               </w:rPr>
-              <w:lastRenderedPageBreak/>
               <w:t>1.3.7.1 Ghanam</w:t>
             </w:r>
           </w:p>
@@ -5996,6 +6623,7 @@
                 <w:cs/>
                 <w:lang w:bidi="ta-IN"/>
               </w:rPr>
+              <w:lastRenderedPageBreak/>
               <w:t>25)</w:t>
             </w:r>
             <w:r>
@@ -6730,6 +7358,7 @@
                 <w:szCs w:val="28"/>
                 <w:u w:val="single"/>
               </w:rPr>
+              <w:lastRenderedPageBreak/>
               <w:t>1.3.7.1 Ghanam</w:t>
             </w:r>
           </w:p>
@@ -7245,6 +7874,7 @@
                 <w:cs/>
                 <w:lang w:bidi="ta-IN"/>
               </w:rPr>
+              <w:lastRenderedPageBreak/>
               <w:t>25)</w:t>
             </w:r>
             <w:r>
@@ -7986,6 +8616,7 @@
                 <w:rFonts w:cs="BRH Devanagari Extra"/>
                 <w:szCs w:val="40"/>
               </w:rPr>
+              <w:lastRenderedPageBreak/>
               <w:t>39</w:t>
             </w:r>
             <w:r>
@@ -8400,7 +9031,6 @@
                 <w:szCs w:val="40"/>
                 <w:lang w:val="it-IT"/>
               </w:rPr>
-              <w:lastRenderedPageBreak/>
               <w:t>25</w:t>
             </w:r>
             <w:r>
@@ -10149,6 +10779,7 @@
                 <w:szCs w:val="40"/>
                 <w:lang w:val="it-IT"/>
               </w:rPr>
+              <w:lastRenderedPageBreak/>
               <w:t>19</w:t>
             </w:r>
             <w:r>
@@ -12422,7 +13053,6 @@
                 <w:szCs w:val="40"/>
                 <w:lang w:val="it-IT"/>
               </w:rPr>
-              <w:lastRenderedPageBreak/>
               <w:t>3</w:t>
             </w:r>
             <w:r>
@@ -13099,6 +13729,7 @@
                 <w:cs/>
                 <w:lang w:bidi="ta-IN"/>
               </w:rPr>
+              <w:lastRenderedPageBreak/>
               <w:t>16)</w:t>
             </w:r>
             <w:r>
@@ -13378,6 +14009,7 @@
                 <w:u w:val="single"/>
                 <w:lang w:val="it-IT"/>
               </w:rPr>
+              <w:lastRenderedPageBreak/>
               <w:t>1.3.9.2 Ghanam</w:t>
             </w:r>
           </w:p>
@@ -13679,6 +14311,7 @@
                 <w:cs/>
                 <w:lang w:bidi="ta-IN"/>
               </w:rPr>
+              <w:lastRenderedPageBreak/>
               <w:t>16)</w:t>
             </w:r>
             <w:r>
@@ -14044,6 +14677,7 @@
                 <w:szCs w:val="40"/>
                 <w:lang w:val="it-IT"/>
               </w:rPr>
+              <w:lastRenderedPageBreak/>
               <w:t>12</w:t>
             </w:r>
             <w:r>
@@ -15753,7 +16387,6 @@
                 <w:rFonts w:cs="BRH Devanagari Extra"/>
                 <w:szCs w:val="40"/>
               </w:rPr>
-              <w:lastRenderedPageBreak/>
               <w:t>52</w:t>
             </w:r>
             <w:r>
@@ -16360,6 +16993,7 @@
                 <w:rFonts w:cs="BRH Devanagari Extra"/>
                 <w:szCs w:val="40"/>
               </w:rPr>
+              <w:lastRenderedPageBreak/>
               <w:t>54</w:t>
             </w:r>
             <w:r>
@@ -16636,6 +17270,7 @@
                 <w:rFonts w:cs="BRH Devanagari Extra"/>
                 <w:szCs w:val="40"/>
               </w:rPr>
+              <w:lastRenderedPageBreak/>
               <w:t>52</w:t>
             </w:r>
             <w:r>
@@ -17298,6 +17933,7 @@
                 <w:rFonts w:cs="BRH Devanagari Extra"/>
                 <w:szCs w:val="40"/>
               </w:rPr>
+              <w:lastRenderedPageBreak/>
               <w:t>54</w:t>
             </w:r>
             <w:r>
@@ -17613,6 +18249,7 @@
                 <w:rFonts w:cs="BRH Devanagari Extra"/>
                 <w:szCs w:val="40"/>
               </w:rPr>
+              <w:lastRenderedPageBreak/>
               <w:t>82</w:t>
             </w:r>
             <w:r>
@@ -18605,7 +19242,6 @@
                 <w:sz w:val="32"/>
                 <w:szCs w:val="40"/>
               </w:rPr>
-              <w:lastRenderedPageBreak/>
               <w:t>hÉÉå</w:t>
             </w:r>
             <w:r>
@@ -19120,7 +19756,6 @@
                 <w:rFonts w:cs="BRH Devanagari Extra"/>
                 <w:szCs w:val="40"/>
               </w:rPr>
-              <w:lastRenderedPageBreak/>
               <w:t>38</w:t>
             </w:r>
             <w:r>
@@ -19370,7 +20005,6 @@
                 <w:sz w:val="32"/>
                 <w:szCs w:val="40"/>
               </w:rPr>
-              <w:lastRenderedPageBreak/>
               <w:t>zÉ×</w:t>
             </w:r>
             <w:r>
@@ -19981,7 +20615,6 @@
                 <w:cs/>
                 <w:lang w:bidi="ta-IN"/>
               </w:rPr>
-              <w:lastRenderedPageBreak/>
               <w:t>1.</w:t>
             </w:r>
             <w:r>
@@ -20042,6 +20675,7 @@
                 <w:cs/>
                 <w:lang w:bidi="ta-IN"/>
               </w:rPr>
+              <w:lastRenderedPageBreak/>
               <w:t>30</w:t>
             </w:r>
             <w:r>
@@ -20352,6 +20986,7 @@
                 <w:cs/>
                 <w:lang w:bidi="ta-IN"/>
               </w:rPr>
+              <w:lastRenderedPageBreak/>
               <w:t>1.</w:t>
             </w:r>
             <w:r>
@@ -20410,6 +21045,7 @@
                 <w:cs/>
                 <w:lang w:bidi="ta-IN"/>
               </w:rPr>
+              <w:lastRenderedPageBreak/>
               <w:t>30</w:t>
             </w:r>
             <w:r>
@@ -20682,6 +21318,7 @@
                 <w:rFonts w:cs="BRH Devanagari Extra"/>
                 <w:szCs w:val="40"/>
               </w:rPr>
+              <w:lastRenderedPageBreak/>
               <w:t>56</w:t>
             </w:r>
             <w:r>
@@ -21686,7 +22323,6 @@
                 <w:rFonts w:cs="BRH Devanagari Extra"/>
                 <w:szCs w:val="40"/>
               </w:rPr>
-              <w:lastRenderedPageBreak/>
               <w:t>35</w:t>
             </w:r>
             <w:r>
@@ -22342,6 +22978,7 @@
                 <w:sz w:val="32"/>
                 <w:szCs w:val="40"/>
               </w:rPr>
+              <w:lastRenderedPageBreak/>
               <w:t>¶É</w:t>
             </w:r>
             <w:r>
@@ -22470,6 +23107,7 @@
                 <w:rFonts w:cs="BRH Devanagari Extra"/>
                 <w:szCs w:val="40"/>
               </w:rPr>
+              <w:lastRenderedPageBreak/>
               <w:t>35</w:t>
             </w:r>
             <w:r>
@@ -23135,6 +23773,7 @@
                 <w:sz w:val="32"/>
                 <w:szCs w:val="40"/>
               </w:rPr>
+              <w:lastRenderedPageBreak/>
               <w:t>¶É</w:t>
             </w:r>
             <w:r>
@@ -23275,6 +23914,7 @@
                 <w:rFonts w:cs="BRH Devanagari Extra"/>
                 <w:szCs w:val="40"/>
               </w:rPr>
+              <w:lastRenderedPageBreak/>
               <w:t>47</w:t>
             </w:r>
             <w:r>
@@ -24021,7 +24661,6 @@
           <w:szCs w:val="32"/>
           <w:u w:val="single"/>
         </w:rPr>
-        <w:lastRenderedPageBreak/>
         <w:t>TS Ghanam – TS 1.</w:t>
       </w:r>
       <w:r>
@@ -24063,27 +24702,7 @@
           <w:sz w:val="28"/>
           <w:szCs w:val="32"/>
         </w:rPr>
-        <w:t>(</w:t>
-      </w:r>
-      <w:proofErr w:type="gramStart"/>
-      <w:r>
-        <w:rPr>
-          <w:b/>
-          <w:bCs/>
-          <w:sz w:val="28"/>
-          <w:szCs w:val="32"/>
-        </w:rPr>
-        <w:t>ignore</w:t>
-      </w:r>
-      <w:proofErr w:type="gramEnd"/>
-      <w:r>
-        <w:rPr>
-          <w:b/>
-          <w:bCs/>
-          <w:sz w:val="28"/>
-          <w:szCs w:val="32"/>
-        </w:rPr>
-        <w:t xml:space="preserve"> those which are already incorporated in your book’s version and date)</w:t>
+        <w:t>(ignore those which are already incorporated in your book’s version and date)</w:t>
       </w:r>
     </w:p>
     <w:tbl>
@@ -24350,7 +24969,7 @@
 </file>
 
 <file path=word/endnotes.xml><?xml version="1.0" encoding="utf-8"?>
-<w:endnotes xmlns:wpc="http://schemas.microsoft.com/office/word/2010/wordprocessingCanvas" xmlns:cx="http://schemas.microsoft.com/office/drawing/2014/chartex" xmlns:cx1="http://schemas.microsoft.com/office/drawing/2015/9/8/chartex" xmlns:cx2="http://schemas.microsoft.com/office/drawing/2015/10/21/chartex" xmlns:cx3="http://schemas.microsoft.com/office/drawing/2016/5/9/chartex" xmlns:cx4="http://schemas.microsoft.com/office/drawing/2016/5/10/chartex" xmlns:cx5="http://schemas.microsoft.com/office/drawing/2016/5/11/chartex" xmlns:cx6="http://schemas.microsoft.com/office/drawing/2016/5/12/chartex" xmlns:cx7="http://schemas.microsoft.com/office/drawing/2016/5/13/chartex" xmlns:cx8="http://schemas.microsoft.com/office/drawing/2016/5/14/chartex" xmlns:mc="http://schemas.openxmlformats.org/markup-compatibility/2006" xmlns:aink="http://schemas.microsoft.com/office/drawing/2016/ink" xmlns:am3d="http://schemas.microsoft.com/office/drawing/2017/model3d" xmlns:o="urn:schemas-microsoft-com:office:office" xmlns:oel="http://schemas.microsoft.com/office/2019/extlst" xmlns:r="http://schemas.openxmlformats.org/officeDocument/2006/relationships" xmlns:m="http://schemas.openxmlformats.org/officeDocument/2006/math" xmlns:v="urn:schemas-microsoft-com:vml" xmlns:wp14="http://schemas.microsoft.com/office/word/2010/wordprocessingDrawing" xmlns:wp="http://schemas.openxmlformats.org/drawingml/2006/wordprocessingDrawing" xmlns:w10="urn:schemas-microsoft-com:office:word" xmlns:w="http://schemas.openxmlformats.org/wordprocessingml/2006/main" xmlns:w14="http://schemas.microsoft.com/office/word/2010/wordml" xmlns:w15="http://schemas.microsoft.com/office/word/2012/wordml" xmlns:w16cex="http://schemas.microsoft.com/office/word/2018/wordml/cex" xmlns:w16cid="http://schemas.microsoft.com/office/word/2016/wordml/cid" xmlns:w16="http://schemas.microsoft.com/office/word/2018/wordml" xmlns:w16sdtdh="http://schemas.microsoft.com/office/word/2020/wordml/sdtdatahash" xmlns:w16se="http://schemas.microsoft.com/office/word/2015/wordml/symex" xmlns:wpg="http://schemas.microsoft.com/office/word/2010/wordprocessingGroup" xmlns:wpi="http://schemas.microsoft.com/office/word/2010/wordprocessingInk" xmlns:wne="http://schemas.microsoft.com/office/word/2006/wordml" xmlns:wps="http://schemas.microsoft.com/office/word/2010/wordprocessingShape" mc:Ignorable="w14 w15 w16se w16cid w16 w16cex w16sdtdh wp14">
+<w:endnotes xmlns:wpc="http://schemas.microsoft.com/office/word/2010/wordprocessingCanvas" xmlns:cx="http://schemas.microsoft.com/office/drawing/2014/chartex" xmlns:cx1="http://schemas.microsoft.com/office/drawing/2015/9/8/chartex" xmlns:cx2="http://schemas.microsoft.com/office/drawing/2015/10/21/chartex" xmlns:cx3="http://schemas.microsoft.com/office/drawing/2016/5/9/chartex" xmlns:cx4="http://schemas.microsoft.com/office/drawing/2016/5/10/chartex" xmlns:cx5="http://schemas.microsoft.com/office/drawing/2016/5/11/chartex" xmlns:cx6="http://schemas.microsoft.com/office/drawing/2016/5/12/chartex" xmlns:cx7="http://schemas.microsoft.com/office/drawing/2016/5/13/chartex" xmlns:cx8="http://schemas.microsoft.com/office/drawing/2016/5/14/chartex" xmlns:mc="http://schemas.openxmlformats.org/markup-compatibility/2006" xmlns:aink="http://schemas.microsoft.com/office/drawing/2016/ink" xmlns:am3d="http://schemas.microsoft.com/office/drawing/2017/model3d" xmlns:o="urn:schemas-microsoft-com:office:office" xmlns:oel="http://schemas.microsoft.com/office/2019/extlst" xmlns:r="http://schemas.openxmlformats.org/officeDocument/2006/relationships" xmlns:m="http://schemas.openxmlformats.org/officeDocument/2006/math" xmlns:v="urn:schemas-microsoft-com:vml" xmlns:wp14="http://schemas.microsoft.com/office/word/2010/wordprocessingDrawing" xmlns:wp="http://schemas.openxmlformats.org/drawingml/2006/wordprocessingDrawing" xmlns:w10="urn:schemas-microsoft-com:office:word" xmlns:w="http://schemas.openxmlformats.org/wordprocessingml/2006/main" xmlns:w14="http://schemas.microsoft.com/office/word/2010/wordml" xmlns:w15="http://schemas.microsoft.com/office/word/2012/wordml" xmlns:w16cex="http://schemas.microsoft.com/office/word/2018/wordml/cex" xmlns:w16cid="http://schemas.microsoft.com/office/word/2016/wordml/cid" xmlns:w16="http://schemas.microsoft.com/office/word/2018/wordml" xmlns:w16du="http://schemas.microsoft.com/office/word/2023/wordml/word16du" xmlns:w16sdtdh="http://schemas.microsoft.com/office/word/2020/wordml/sdtdatahash" xmlns:w16sdtfl="http://schemas.microsoft.com/office/word/2024/wordml/sdtformatlock" xmlns:w16se="http://schemas.microsoft.com/office/word/2015/wordml/symex" xmlns:wpg="http://schemas.microsoft.com/office/word/2010/wordprocessingGroup" xmlns:wpi="http://schemas.microsoft.com/office/word/2010/wordprocessingInk" xmlns:wne="http://schemas.microsoft.com/office/word/2006/wordml" xmlns:wps="http://schemas.microsoft.com/office/word/2010/wordprocessingShape" mc:Ignorable="w14 w15 w16se w16cid w16 w16cex w16sdtdh w16sdtfl w16du wp14">
   <w:endnote w:type="separator" w:id="-1">
     <w:p>
       <w:pPr>
@@ -24375,7 +24994,7 @@
 </file>
 
 <file path=word/footer1.xml><?xml version="1.0" encoding="utf-8"?>
-<w:ftr xmlns:wpc="http://schemas.microsoft.com/office/word/2010/wordprocessingCanvas" xmlns:cx="http://schemas.microsoft.com/office/drawing/2014/chartex" xmlns:cx1="http://schemas.microsoft.com/office/drawing/2015/9/8/chartex" xmlns:cx2="http://schemas.microsoft.com/office/drawing/2015/10/21/chartex" xmlns:cx3="http://schemas.microsoft.com/office/drawing/2016/5/9/chartex" xmlns:cx4="http://schemas.microsoft.com/office/drawing/2016/5/10/chartex" xmlns:cx5="http://schemas.microsoft.com/office/drawing/2016/5/11/chartex" xmlns:cx6="http://schemas.microsoft.com/office/drawing/2016/5/12/chartex" xmlns:cx7="http://schemas.microsoft.com/office/drawing/2016/5/13/chartex" xmlns:cx8="http://schemas.microsoft.com/office/drawing/2016/5/14/chartex" xmlns:mc="http://schemas.openxmlformats.org/markup-compatibility/2006" xmlns:aink="http://schemas.microsoft.com/office/drawing/2016/ink" xmlns:am3d="http://schemas.microsoft.com/office/drawing/2017/model3d" xmlns:o="urn:schemas-microsoft-com:office:office" xmlns:oel="http://schemas.microsoft.com/office/2019/extlst" xmlns:r="http://schemas.openxmlformats.org/officeDocument/2006/relationships" xmlns:m="http://schemas.openxmlformats.org/officeDocument/2006/math" xmlns:v="urn:schemas-microsoft-com:vml" xmlns:wp14="http://schemas.microsoft.com/office/word/2010/wordprocessingDrawing" xmlns:wp="http://schemas.openxmlformats.org/drawingml/2006/wordprocessingDrawing" xmlns:w10="urn:schemas-microsoft-com:office:word" xmlns:w="http://schemas.openxmlformats.org/wordprocessingml/2006/main" xmlns:w14="http://schemas.microsoft.com/office/word/2010/wordml" xmlns:w15="http://schemas.microsoft.com/office/word/2012/wordml" xmlns:w16cex="http://schemas.microsoft.com/office/word/2018/wordml/cex" xmlns:w16cid="http://schemas.microsoft.com/office/word/2016/wordml/cid" xmlns:w16="http://schemas.microsoft.com/office/word/2018/wordml" xmlns:w16sdtdh="http://schemas.microsoft.com/office/word/2020/wordml/sdtdatahash" xmlns:w16se="http://schemas.microsoft.com/office/word/2015/wordml/symex" xmlns:wpg="http://schemas.microsoft.com/office/word/2010/wordprocessingGroup" xmlns:wpi="http://schemas.microsoft.com/office/word/2010/wordprocessingInk" xmlns:wne="http://schemas.microsoft.com/office/word/2006/wordml" xmlns:wps="http://schemas.microsoft.com/office/word/2010/wordprocessingShape" mc:Ignorable="w14 w15 w16se w16cid w16 w16cex w16sdtdh wp14">
+<w:ftr xmlns:wpc="http://schemas.microsoft.com/office/word/2010/wordprocessingCanvas" xmlns:cx="http://schemas.microsoft.com/office/drawing/2014/chartex" xmlns:cx1="http://schemas.microsoft.com/office/drawing/2015/9/8/chartex" xmlns:cx2="http://schemas.microsoft.com/office/drawing/2015/10/21/chartex" xmlns:cx3="http://schemas.microsoft.com/office/drawing/2016/5/9/chartex" xmlns:cx4="http://schemas.microsoft.com/office/drawing/2016/5/10/chartex" xmlns:cx5="http://schemas.microsoft.com/office/drawing/2016/5/11/chartex" xmlns:cx6="http://schemas.microsoft.com/office/drawing/2016/5/12/chartex" xmlns:cx7="http://schemas.microsoft.com/office/drawing/2016/5/13/chartex" xmlns:cx8="http://schemas.microsoft.com/office/drawing/2016/5/14/chartex" xmlns:mc="http://schemas.openxmlformats.org/markup-compatibility/2006" xmlns:aink="http://schemas.microsoft.com/office/drawing/2016/ink" xmlns:am3d="http://schemas.microsoft.com/office/drawing/2017/model3d" xmlns:o="urn:schemas-microsoft-com:office:office" xmlns:oel="http://schemas.microsoft.com/office/2019/extlst" xmlns:r="http://schemas.openxmlformats.org/officeDocument/2006/relationships" xmlns:m="http://schemas.openxmlformats.org/officeDocument/2006/math" xmlns:v="urn:schemas-microsoft-com:vml" xmlns:wp14="http://schemas.microsoft.com/office/word/2010/wordprocessingDrawing" xmlns:wp="http://schemas.openxmlformats.org/drawingml/2006/wordprocessingDrawing" xmlns:w10="urn:schemas-microsoft-com:office:word" xmlns:w="http://schemas.openxmlformats.org/wordprocessingml/2006/main" xmlns:w14="http://schemas.microsoft.com/office/word/2010/wordml" xmlns:w15="http://schemas.microsoft.com/office/word/2012/wordml" xmlns:w16cex="http://schemas.microsoft.com/office/word/2018/wordml/cex" xmlns:w16cid="http://schemas.microsoft.com/office/word/2016/wordml/cid" xmlns:w16="http://schemas.microsoft.com/office/word/2018/wordml" xmlns:w16du="http://schemas.microsoft.com/office/word/2023/wordml/word16du" xmlns:w16sdtdh="http://schemas.microsoft.com/office/word/2020/wordml/sdtdatahash" xmlns:w16sdtfl="http://schemas.microsoft.com/office/word/2024/wordml/sdtformatlock" xmlns:w16se="http://schemas.microsoft.com/office/word/2015/wordml/symex" xmlns:wpg="http://schemas.microsoft.com/office/word/2010/wordprocessingGroup" xmlns:wpi="http://schemas.microsoft.com/office/word/2010/wordprocessingInk" xmlns:wne="http://schemas.microsoft.com/office/word/2006/wordml" xmlns:wps="http://schemas.microsoft.com/office/word/2010/wordprocessingShape" mc:Ignorable="w14 w15 w16se w16cid w16 w16cex w16sdtdh w16sdtfl w16du wp14">
   <w:p>
     <w:pPr>
       <w:pBdr>
@@ -24560,7 +25179,7 @@
 </file>
 
 <file path=word/footer2.xml><?xml version="1.0" encoding="utf-8"?>
-<w:ftr xmlns:wpc="http://schemas.microsoft.com/office/word/2010/wordprocessingCanvas" xmlns:cx="http://schemas.microsoft.com/office/drawing/2014/chartex" xmlns:cx1="http://schemas.microsoft.com/office/drawing/2015/9/8/chartex" xmlns:cx2="http://schemas.microsoft.com/office/drawing/2015/10/21/chartex" xmlns:cx3="http://schemas.microsoft.com/office/drawing/2016/5/9/chartex" xmlns:cx4="http://schemas.microsoft.com/office/drawing/2016/5/10/chartex" xmlns:cx5="http://schemas.microsoft.com/office/drawing/2016/5/11/chartex" xmlns:cx6="http://schemas.microsoft.com/office/drawing/2016/5/12/chartex" xmlns:cx7="http://schemas.microsoft.com/office/drawing/2016/5/13/chartex" xmlns:cx8="http://schemas.microsoft.com/office/drawing/2016/5/14/chartex" xmlns:mc="http://schemas.openxmlformats.org/markup-compatibility/2006" xmlns:aink="http://schemas.microsoft.com/office/drawing/2016/ink" xmlns:am3d="http://schemas.microsoft.com/office/drawing/2017/model3d" xmlns:o="urn:schemas-microsoft-com:office:office" xmlns:oel="http://schemas.microsoft.com/office/2019/extlst" xmlns:r="http://schemas.openxmlformats.org/officeDocument/2006/relationships" xmlns:m="http://schemas.openxmlformats.org/officeDocument/2006/math" xmlns:v="urn:schemas-microsoft-com:vml" xmlns:wp14="http://schemas.microsoft.com/office/word/2010/wordprocessingDrawing" xmlns:wp="http://schemas.openxmlformats.org/drawingml/2006/wordprocessingDrawing" xmlns:w10="urn:schemas-microsoft-com:office:word" xmlns:w="http://schemas.openxmlformats.org/wordprocessingml/2006/main" xmlns:w14="http://schemas.microsoft.com/office/word/2010/wordml" xmlns:w15="http://schemas.microsoft.com/office/word/2012/wordml" xmlns:w16cex="http://schemas.microsoft.com/office/word/2018/wordml/cex" xmlns:w16cid="http://schemas.microsoft.com/office/word/2016/wordml/cid" xmlns:w16="http://schemas.microsoft.com/office/word/2018/wordml" xmlns:w16sdtdh="http://schemas.microsoft.com/office/word/2020/wordml/sdtdatahash" xmlns:w16se="http://schemas.microsoft.com/office/word/2015/wordml/symex" xmlns:wpg="http://schemas.microsoft.com/office/word/2010/wordprocessingGroup" xmlns:wpi="http://schemas.microsoft.com/office/word/2010/wordprocessingInk" xmlns:wne="http://schemas.microsoft.com/office/word/2006/wordml" xmlns:wps="http://schemas.microsoft.com/office/word/2010/wordprocessingShape" mc:Ignorable="w14 w15 w16se w16cid w16 w16cex w16sdtdh wp14">
+<w:ftr xmlns:wpc="http://schemas.microsoft.com/office/word/2010/wordprocessingCanvas" xmlns:cx="http://schemas.microsoft.com/office/drawing/2014/chartex" xmlns:cx1="http://schemas.microsoft.com/office/drawing/2015/9/8/chartex" xmlns:cx2="http://schemas.microsoft.com/office/drawing/2015/10/21/chartex" xmlns:cx3="http://schemas.microsoft.com/office/drawing/2016/5/9/chartex" xmlns:cx4="http://schemas.microsoft.com/office/drawing/2016/5/10/chartex" xmlns:cx5="http://schemas.microsoft.com/office/drawing/2016/5/11/chartex" xmlns:cx6="http://schemas.microsoft.com/office/drawing/2016/5/12/chartex" xmlns:cx7="http://schemas.microsoft.com/office/drawing/2016/5/13/chartex" xmlns:cx8="http://schemas.microsoft.com/office/drawing/2016/5/14/chartex" xmlns:mc="http://schemas.openxmlformats.org/markup-compatibility/2006" xmlns:aink="http://schemas.microsoft.com/office/drawing/2016/ink" xmlns:am3d="http://schemas.microsoft.com/office/drawing/2017/model3d" xmlns:o="urn:schemas-microsoft-com:office:office" xmlns:oel="http://schemas.microsoft.com/office/2019/extlst" xmlns:r="http://schemas.openxmlformats.org/officeDocument/2006/relationships" xmlns:m="http://schemas.openxmlformats.org/officeDocument/2006/math" xmlns:v="urn:schemas-microsoft-com:vml" xmlns:wp14="http://schemas.microsoft.com/office/word/2010/wordprocessingDrawing" xmlns:wp="http://schemas.openxmlformats.org/drawingml/2006/wordprocessingDrawing" xmlns:w10="urn:schemas-microsoft-com:office:word" xmlns:w="http://schemas.openxmlformats.org/wordprocessingml/2006/main" xmlns:w14="http://schemas.microsoft.com/office/word/2010/wordml" xmlns:w15="http://schemas.microsoft.com/office/word/2012/wordml" xmlns:w16cex="http://schemas.microsoft.com/office/word/2018/wordml/cex" xmlns:w16cid="http://schemas.microsoft.com/office/word/2016/wordml/cid" xmlns:w16="http://schemas.microsoft.com/office/word/2018/wordml" xmlns:w16du="http://schemas.microsoft.com/office/word/2023/wordml/word16du" xmlns:w16sdtdh="http://schemas.microsoft.com/office/word/2020/wordml/sdtdatahash" xmlns:w16sdtfl="http://schemas.microsoft.com/office/word/2024/wordml/sdtformatlock" xmlns:w16se="http://schemas.microsoft.com/office/word/2015/wordml/symex" xmlns:wpg="http://schemas.microsoft.com/office/word/2010/wordprocessingGroup" xmlns:wpi="http://schemas.microsoft.com/office/word/2010/wordprocessingInk" xmlns:wne="http://schemas.microsoft.com/office/word/2006/wordml" xmlns:wps="http://schemas.microsoft.com/office/word/2010/wordprocessingShape" mc:Ignorable="w14 w15 w16se w16cid w16 w16cex w16sdtdh w16sdtfl w16du wp14">
   <w:p>
     <w:pPr>
       <w:pBdr>
@@ -24766,7 +25385,7 @@
 </file>
 
 <file path=word/footnotes.xml><?xml version="1.0" encoding="utf-8"?>
-<w:footnotes xmlns:wpc="http://schemas.microsoft.com/office/word/2010/wordprocessingCanvas" xmlns:cx="http://schemas.microsoft.com/office/drawing/2014/chartex" xmlns:cx1="http://schemas.microsoft.com/office/drawing/2015/9/8/chartex" xmlns:cx2="http://schemas.microsoft.com/office/drawing/2015/10/21/chartex" xmlns:cx3="http://schemas.microsoft.com/office/drawing/2016/5/9/chartex" xmlns:cx4="http://schemas.microsoft.com/office/drawing/2016/5/10/chartex" xmlns:cx5="http://schemas.microsoft.com/office/drawing/2016/5/11/chartex" xmlns:cx6="http://schemas.microsoft.com/office/drawing/2016/5/12/chartex" xmlns:cx7="http://schemas.microsoft.com/office/drawing/2016/5/13/chartex" xmlns:cx8="http://schemas.microsoft.com/office/drawing/2016/5/14/chartex" xmlns:mc="http://schemas.openxmlformats.org/markup-compatibility/2006" xmlns:aink="http://schemas.microsoft.com/office/drawing/2016/ink" xmlns:am3d="http://schemas.microsoft.com/office/drawing/2017/model3d" xmlns:o="urn:schemas-microsoft-com:office:office" xmlns:oel="http://schemas.microsoft.com/office/2019/extlst" xmlns:r="http://schemas.openxmlformats.org/officeDocument/2006/relationships" xmlns:m="http://schemas.openxmlformats.org/officeDocument/2006/math" xmlns:v="urn:schemas-microsoft-com:vml" xmlns:wp14="http://schemas.microsoft.com/office/word/2010/wordprocessingDrawing" xmlns:wp="http://schemas.openxmlformats.org/drawingml/2006/wordprocessingDrawing" xmlns:w10="urn:schemas-microsoft-com:office:word" xmlns:w="http://schemas.openxmlformats.org/wordprocessingml/2006/main" xmlns:w14="http://schemas.microsoft.com/office/word/2010/wordml" xmlns:w15="http://schemas.microsoft.com/office/word/2012/wordml" xmlns:w16cex="http://schemas.microsoft.com/office/word/2018/wordml/cex" xmlns:w16cid="http://schemas.microsoft.com/office/word/2016/wordml/cid" xmlns:w16="http://schemas.microsoft.com/office/word/2018/wordml" xmlns:w16sdtdh="http://schemas.microsoft.com/office/word/2020/wordml/sdtdatahash" xmlns:w16se="http://schemas.microsoft.com/office/word/2015/wordml/symex" xmlns:wpg="http://schemas.microsoft.com/office/word/2010/wordprocessingGroup" xmlns:wpi="http://schemas.microsoft.com/office/word/2010/wordprocessingInk" xmlns:wne="http://schemas.microsoft.com/office/word/2006/wordml" xmlns:wps="http://schemas.microsoft.com/office/word/2010/wordprocessingShape" mc:Ignorable="w14 w15 w16se w16cid w16 w16cex w16sdtdh wp14">
+<w:footnotes xmlns:wpc="http://schemas.microsoft.com/office/word/2010/wordprocessingCanvas" xmlns:cx="http://schemas.microsoft.com/office/drawing/2014/chartex" xmlns:cx1="http://schemas.microsoft.com/office/drawing/2015/9/8/chartex" xmlns:cx2="http://schemas.microsoft.com/office/drawing/2015/10/21/chartex" xmlns:cx3="http://schemas.microsoft.com/office/drawing/2016/5/9/chartex" xmlns:cx4="http://schemas.microsoft.com/office/drawing/2016/5/10/chartex" xmlns:cx5="http://schemas.microsoft.com/office/drawing/2016/5/11/chartex" xmlns:cx6="http://schemas.microsoft.com/office/drawing/2016/5/12/chartex" xmlns:cx7="http://schemas.microsoft.com/office/drawing/2016/5/13/chartex" xmlns:cx8="http://schemas.microsoft.com/office/drawing/2016/5/14/chartex" xmlns:mc="http://schemas.openxmlformats.org/markup-compatibility/2006" xmlns:aink="http://schemas.microsoft.com/office/drawing/2016/ink" xmlns:am3d="http://schemas.microsoft.com/office/drawing/2017/model3d" xmlns:o="urn:schemas-microsoft-com:office:office" xmlns:oel="http://schemas.microsoft.com/office/2019/extlst" xmlns:r="http://schemas.openxmlformats.org/officeDocument/2006/relationships" xmlns:m="http://schemas.openxmlformats.org/officeDocument/2006/math" xmlns:v="urn:schemas-microsoft-com:vml" xmlns:wp14="http://schemas.microsoft.com/office/word/2010/wordprocessingDrawing" xmlns:wp="http://schemas.openxmlformats.org/drawingml/2006/wordprocessingDrawing" xmlns:w10="urn:schemas-microsoft-com:office:word" xmlns:w="http://schemas.openxmlformats.org/wordprocessingml/2006/main" xmlns:w14="http://schemas.microsoft.com/office/word/2010/wordml" xmlns:w15="http://schemas.microsoft.com/office/word/2012/wordml" xmlns:w16cex="http://schemas.microsoft.com/office/word/2018/wordml/cex" xmlns:w16cid="http://schemas.microsoft.com/office/word/2016/wordml/cid" xmlns:w16="http://schemas.microsoft.com/office/word/2018/wordml" xmlns:w16du="http://schemas.microsoft.com/office/word/2023/wordml/word16du" xmlns:w16sdtdh="http://schemas.microsoft.com/office/word/2020/wordml/sdtdatahash" xmlns:w16sdtfl="http://schemas.microsoft.com/office/word/2024/wordml/sdtformatlock" xmlns:w16se="http://schemas.microsoft.com/office/word/2015/wordml/symex" xmlns:wpg="http://schemas.microsoft.com/office/word/2010/wordprocessingGroup" xmlns:wpi="http://schemas.microsoft.com/office/word/2010/wordprocessingInk" xmlns:wne="http://schemas.microsoft.com/office/word/2006/wordml" xmlns:wps="http://schemas.microsoft.com/office/word/2010/wordprocessingShape" mc:Ignorable="w14 w15 w16se w16cid w16 w16cex w16sdtdh w16sdtfl w16du wp14">
   <w:footnote w:type="separator" w:id="-1">
     <w:p>
       <w:pPr>
@@ -24791,7 +25410,7 @@
 </file>
 
 <file path=word/header1.xml><?xml version="1.0" encoding="utf-8"?>
-<w:hdr xmlns:wpc="http://schemas.microsoft.com/office/word/2010/wordprocessingCanvas" xmlns:cx="http://schemas.microsoft.com/office/drawing/2014/chartex" xmlns:cx1="http://schemas.microsoft.com/office/drawing/2015/9/8/chartex" xmlns:cx2="http://schemas.microsoft.com/office/drawing/2015/10/21/chartex" xmlns:cx3="http://schemas.microsoft.com/office/drawing/2016/5/9/chartex" xmlns:cx4="http://schemas.microsoft.com/office/drawing/2016/5/10/chartex" xmlns:cx5="http://schemas.microsoft.com/office/drawing/2016/5/11/chartex" xmlns:cx6="http://schemas.microsoft.com/office/drawing/2016/5/12/chartex" xmlns:cx7="http://schemas.microsoft.com/office/drawing/2016/5/13/chartex" xmlns:cx8="http://schemas.microsoft.com/office/drawing/2016/5/14/chartex" xmlns:mc="http://schemas.openxmlformats.org/markup-compatibility/2006" xmlns:aink="http://schemas.microsoft.com/office/drawing/2016/ink" xmlns:am3d="http://schemas.microsoft.com/office/drawing/2017/model3d" xmlns:o="urn:schemas-microsoft-com:office:office" xmlns:oel="http://schemas.microsoft.com/office/2019/extlst" xmlns:r="http://schemas.openxmlformats.org/officeDocument/2006/relationships" xmlns:m="http://schemas.openxmlformats.org/officeDocument/2006/math" xmlns:v="urn:schemas-microsoft-com:vml" xmlns:wp14="http://schemas.microsoft.com/office/word/2010/wordprocessingDrawing" xmlns:wp="http://schemas.openxmlformats.org/drawingml/2006/wordprocessingDrawing" xmlns:w10="urn:schemas-microsoft-com:office:word" xmlns:w="http://schemas.openxmlformats.org/wordprocessingml/2006/main" xmlns:w14="http://schemas.microsoft.com/office/word/2010/wordml" xmlns:w15="http://schemas.microsoft.com/office/word/2012/wordml" xmlns:w16cex="http://schemas.microsoft.com/office/word/2018/wordml/cex" xmlns:w16cid="http://schemas.microsoft.com/office/word/2016/wordml/cid" xmlns:w16="http://schemas.microsoft.com/office/word/2018/wordml" xmlns:w16sdtdh="http://schemas.microsoft.com/office/word/2020/wordml/sdtdatahash" xmlns:w16se="http://schemas.microsoft.com/office/word/2015/wordml/symex" xmlns:wpg="http://schemas.microsoft.com/office/word/2010/wordprocessingGroup" xmlns:wpi="http://schemas.microsoft.com/office/word/2010/wordprocessingInk" xmlns:wne="http://schemas.microsoft.com/office/word/2006/wordml" xmlns:wps="http://schemas.microsoft.com/office/word/2010/wordprocessingShape" mc:Ignorable="w14 w15 w16se w16cid w16 w16cex w16sdtdh wp14">
+<w:hdr xmlns:wpc="http://schemas.microsoft.com/office/word/2010/wordprocessingCanvas" xmlns:cx="http://schemas.microsoft.com/office/drawing/2014/chartex" xmlns:cx1="http://schemas.microsoft.com/office/drawing/2015/9/8/chartex" xmlns:cx2="http://schemas.microsoft.com/office/drawing/2015/10/21/chartex" xmlns:cx3="http://schemas.microsoft.com/office/drawing/2016/5/9/chartex" xmlns:cx4="http://schemas.microsoft.com/office/drawing/2016/5/10/chartex" xmlns:cx5="http://schemas.microsoft.com/office/drawing/2016/5/11/chartex" xmlns:cx6="http://schemas.microsoft.com/office/drawing/2016/5/12/chartex" xmlns:cx7="http://schemas.microsoft.com/office/drawing/2016/5/13/chartex" xmlns:cx8="http://schemas.microsoft.com/office/drawing/2016/5/14/chartex" xmlns:mc="http://schemas.openxmlformats.org/markup-compatibility/2006" xmlns:aink="http://schemas.microsoft.com/office/drawing/2016/ink" xmlns:am3d="http://schemas.microsoft.com/office/drawing/2017/model3d" xmlns:o="urn:schemas-microsoft-com:office:office" xmlns:oel="http://schemas.microsoft.com/office/2019/extlst" xmlns:r="http://schemas.openxmlformats.org/officeDocument/2006/relationships" xmlns:m="http://schemas.openxmlformats.org/officeDocument/2006/math" xmlns:v="urn:schemas-microsoft-com:vml" xmlns:wp14="http://schemas.microsoft.com/office/word/2010/wordprocessingDrawing" xmlns:wp="http://schemas.openxmlformats.org/drawingml/2006/wordprocessingDrawing" xmlns:w10="urn:schemas-microsoft-com:office:word" xmlns:w="http://schemas.openxmlformats.org/wordprocessingml/2006/main" xmlns:w14="http://schemas.microsoft.com/office/word/2010/wordml" xmlns:w15="http://schemas.microsoft.com/office/word/2012/wordml" xmlns:w16cex="http://schemas.microsoft.com/office/word/2018/wordml/cex" xmlns:w16cid="http://schemas.microsoft.com/office/word/2016/wordml/cid" xmlns:w16="http://schemas.microsoft.com/office/word/2018/wordml" xmlns:w16du="http://schemas.microsoft.com/office/word/2023/wordml/word16du" xmlns:w16sdtdh="http://schemas.microsoft.com/office/word/2020/wordml/sdtdatahash" xmlns:w16sdtfl="http://schemas.microsoft.com/office/word/2024/wordml/sdtformatlock" xmlns:w16se="http://schemas.microsoft.com/office/word/2015/wordml/symex" xmlns:wpg="http://schemas.microsoft.com/office/word/2010/wordprocessingGroup" xmlns:wpi="http://schemas.microsoft.com/office/word/2010/wordprocessingInk" xmlns:wne="http://schemas.microsoft.com/office/word/2006/wordml" xmlns:wps="http://schemas.microsoft.com/office/word/2010/wordprocessingShape" mc:Ignorable="w14 w15 w16se w16cid w16 w16cex w16sdtdh w16sdtfl w16du wp14">
   <w:p>
     <w:pPr>
       <w:pStyle w:val="Header"/>
@@ -24812,7 +25431,7 @@
 </file>
 
 <file path=word/header2.xml><?xml version="1.0" encoding="utf-8"?>
-<w:hdr xmlns:wpc="http://schemas.microsoft.com/office/word/2010/wordprocessingCanvas" xmlns:cx="http://schemas.microsoft.com/office/drawing/2014/chartex" xmlns:cx1="http://schemas.microsoft.com/office/drawing/2015/9/8/chartex" xmlns:cx2="http://schemas.microsoft.com/office/drawing/2015/10/21/chartex" xmlns:cx3="http://schemas.microsoft.com/office/drawing/2016/5/9/chartex" xmlns:cx4="http://schemas.microsoft.com/office/drawing/2016/5/10/chartex" xmlns:cx5="http://schemas.microsoft.com/office/drawing/2016/5/11/chartex" xmlns:cx6="http://schemas.microsoft.com/office/drawing/2016/5/12/chartex" xmlns:cx7="http://schemas.microsoft.com/office/drawing/2016/5/13/chartex" xmlns:cx8="http://schemas.microsoft.com/office/drawing/2016/5/14/chartex" xmlns:mc="http://schemas.openxmlformats.org/markup-compatibility/2006" xmlns:aink="http://schemas.microsoft.com/office/drawing/2016/ink" xmlns:am3d="http://schemas.microsoft.com/office/drawing/2017/model3d" xmlns:o="urn:schemas-microsoft-com:office:office" xmlns:oel="http://schemas.microsoft.com/office/2019/extlst" xmlns:r="http://schemas.openxmlformats.org/officeDocument/2006/relationships" xmlns:m="http://schemas.openxmlformats.org/officeDocument/2006/math" xmlns:v="urn:schemas-microsoft-com:vml" xmlns:wp14="http://schemas.microsoft.com/office/word/2010/wordprocessingDrawing" xmlns:wp="http://schemas.openxmlformats.org/drawingml/2006/wordprocessingDrawing" xmlns:w10="urn:schemas-microsoft-com:office:word" xmlns:w="http://schemas.openxmlformats.org/wordprocessingml/2006/main" xmlns:w14="http://schemas.microsoft.com/office/word/2010/wordml" xmlns:w15="http://schemas.microsoft.com/office/word/2012/wordml" xmlns:w16cex="http://schemas.microsoft.com/office/word/2018/wordml/cex" xmlns:w16cid="http://schemas.microsoft.com/office/word/2016/wordml/cid" xmlns:w16="http://schemas.microsoft.com/office/word/2018/wordml" xmlns:w16sdtdh="http://schemas.microsoft.com/office/word/2020/wordml/sdtdatahash" xmlns:w16se="http://schemas.microsoft.com/office/word/2015/wordml/symex" xmlns:wpg="http://schemas.microsoft.com/office/word/2010/wordprocessingGroup" xmlns:wpi="http://schemas.microsoft.com/office/word/2010/wordprocessingInk" xmlns:wne="http://schemas.microsoft.com/office/word/2006/wordml" xmlns:wps="http://schemas.microsoft.com/office/word/2010/wordprocessingShape" mc:Ignorable="w14 w15 w16se w16cid w16 w16cex w16sdtdh wp14">
+<w:hdr xmlns:wpc="http://schemas.microsoft.com/office/word/2010/wordprocessingCanvas" xmlns:cx="http://schemas.microsoft.com/office/drawing/2014/chartex" xmlns:cx1="http://schemas.microsoft.com/office/drawing/2015/9/8/chartex" xmlns:cx2="http://schemas.microsoft.com/office/drawing/2015/10/21/chartex" xmlns:cx3="http://schemas.microsoft.com/office/drawing/2016/5/9/chartex" xmlns:cx4="http://schemas.microsoft.com/office/drawing/2016/5/10/chartex" xmlns:cx5="http://schemas.microsoft.com/office/drawing/2016/5/11/chartex" xmlns:cx6="http://schemas.microsoft.com/office/drawing/2016/5/12/chartex" xmlns:cx7="http://schemas.microsoft.com/office/drawing/2016/5/13/chartex" xmlns:cx8="http://schemas.microsoft.com/office/drawing/2016/5/14/chartex" xmlns:mc="http://schemas.openxmlformats.org/markup-compatibility/2006" xmlns:aink="http://schemas.microsoft.com/office/drawing/2016/ink" xmlns:am3d="http://schemas.microsoft.com/office/drawing/2017/model3d" xmlns:o="urn:schemas-microsoft-com:office:office" xmlns:oel="http://schemas.microsoft.com/office/2019/extlst" xmlns:r="http://schemas.openxmlformats.org/officeDocument/2006/relationships" xmlns:m="http://schemas.openxmlformats.org/officeDocument/2006/math" xmlns:v="urn:schemas-microsoft-com:vml" xmlns:wp14="http://schemas.microsoft.com/office/word/2010/wordprocessingDrawing" xmlns:wp="http://schemas.openxmlformats.org/drawingml/2006/wordprocessingDrawing" xmlns:w10="urn:schemas-microsoft-com:office:word" xmlns:w="http://schemas.openxmlformats.org/wordprocessingml/2006/main" xmlns:w14="http://schemas.microsoft.com/office/word/2010/wordml" xmlns:w15="http://schemas.microsoft.com/office/word/2012/wordml" xmlns:w16cex="http://schemas.microsoft.com/office/word/2018/wordml/cex" xmlns:w16cid="http://schemas.microsoft.com/office/word/2016/wordml/cid" xmlns:w16="http://schemas.microsoft.com/office/word/2018/wordml" xmlns:w16du="http://schemas.microsoft.com/office/word/2023/wordml/word16du" xmlns:w16sdtdh="http://schemas.microsoft.com/office/word/2020/wordml/sdtdatahash" xmlns:w16sdtfl="http://schemas.microsoft.com/office/word/2024/wordml/sdtformatlock" xmlns:w16se="http://schemas.microsoft.com/office/word/2015/wordml/symex" xmlns:wpg="http://schemas.microsoft.com/office/word/2010/wordprocessingGroup" xmlns:wpi="http://schemas.microsoft.com/office/word/2010/wordprocessingInk" xmlns:wne="http://schemas.microsoft.com/office/word/2006/wordml" xmlns:wps="http://schemas.microsoft.com/office/word/2010/wordprocessingShape" mc:Ignorable="w14 w15 w16se w16cid w16 w16cex w16sdtdh w16sdtfl w16du wp14">
   <w:p>
     <w:pPr>
       <w:pStyle w:val="Header"/>
@@ -24825,7 +25444,7 @@
 </file>
 
 <file path=word/styles.xml><?xml version="1.0" encoding="utf-8"?>
-<w:styles xmlns:mc="http://schemas.openxmlformats.org/markup-compatibility/2006" xmlns:r="http://schemas.openxmlformats.org/officeDocument/2006/relationships" xmlns:w="http://schemas.openxmlformats.org/wordprocessingml/2006/main" xmlns:w14="http://schemas.microsoft.com/office/word/2010/wordml" xmlns:w15="http://schemas.microsoft.com/office/word/2012/wordml" xmlns:w16cex="http://schemas.microsoft.com/office/word/2018/wordml/cex" xmlns:w16cid="http://schemas.microsoft.com/office/word/2016/wordml/cid" xmlns:w16="http://schemas.microsoft.com/office/word/2018/wordml" xmlns:w16sdtdh="http://schemas.microsoft.com/office/word/2020/wordml/sdtdatahash" xmlns:w16se="http://schemas.microsoft.com/office/word/2015/wordml/symex" mc:Ignorable="w14 w15 w16se w16cid w16 w16cex w16sdtdh">
+<w:styles xmlns:mc="http://schemas.openxmlformats.org/markup-compatibility/2006" xmlns:r="http://schemas.openxmlformats.org/officeDocument/2006/relationships" xmlns:w="http://schemas.openxmlformats.org/wordprocessingml/2006/main" xmlns:w14="http://schemas.microsoft.com/office/word/2010/wordml" xmlns:w15="http://schemas.microsoft.com/office/word/2012/wordml" xmlns:w16cex="http://schemas.microsoft.com/office/word/2018/wordml/cex" xmlns:w16cid="http://schemas.microsoft.com/office/word/2016/wordml/cid" xmlns:w16="http://schemas.microsoft.com/office/word/2018/wordml" xmlns:w16du="http://schemas.microsoft.com/office/word/2023/wordml/word16du" xmlns:w16sdtdh="http://schemas.microsoft.com/office/word/2020/wordml/sdtdatahash" xmlns:w16sdtfl="http://schemas.microsoft.com/office/word/2024/wordml/sdtformatlock" xmlns:w16se="http://schemas.microsoft.com/office/word/2015/wordml/symex" mc:Ignorable="w14 w15 w16se w16cid w16 w16cex w16sdtdh w16sdtfl w16du">
   <w:docDefaults>
     <w:rPrDefault>
       <w:rPr>

--- a/TS Jatai Ghanam Project/TS 1.3/TS 1.3 Ghanam Sanskrit Corrections.docx
+++ b/TS Jatai Ghanam Project/TS 1.3/TS 1.3 Ghanam Sanskrit Corrections.docx
@@ -62,9 +62,8 @@
           <w:szCs w:val="32"/>
           <w:u w:val="single"/>
         </w:rPr>
-        <w:t xml:space="preserve"> Corrections – Observed </w:t>
+        <w:t xml:space="preserve"> Corrections – Observed till </w:t>
       </w:r>
-      <w:proofErr w:type="gramStart"/>
       <w:r>
         <w:rPr>
           <w:b/>
@@ -73,7 +72,7 @@
           <w:szCs w:val="32"/>
           <w:u w:val="single"/>
         </w:rPr>
-        <w:t xml:space="preserve">till </w:t>
+        <w:t>30th June 2</w:t>
       </w:r>
       <w:r>
         <w:rPr>
@@ -81,12 +80,20 @@
           <w:bCs/>
           <w:sz w:val="32"/>
           <w:szCs w:val="32"/>
-          <w:highlight w:val="red"/>
           <w:u w:val="single"/>
         </w:rPr>
-        <w:t>????</w:t>
+        <w:t>0</w:t>
       </w:r>
-      <w:proofErr w:type="gramEnd"/>
+      <w:r>
+        <w:rPr>
+          <w:b/>
+          <w:bCs/>
+          <w:sz w:val="32"/>
+          <w:szCs w:val="32"/>
+          <w:u w:val="single"/>
+        </w:rPr>
+        <w:t>26</w:t>
+      </w:r>
     </w:p>
     <w:p>
       <w:pPr>
@@ -637,6 +644,16 @@
           <w:u w:val="single"/>
         </w:rPr>
       </w:pPr>
+      <w:r>
+        <w:rPr>
+          <w:b/>
+          <w:bCs/>
+          <w:sz w:val="32"/>
+          <w:szCs w:val="32"/>
+          <w:u w:val="single"/>
+        </w:rPr>
+        <w:t>============</w:t>
+      </w:r>
     </w:p>
     <w:p>
       <w:pPr>
@@ -24536,84 +24553,6 @@
         </w:rPr>
         <w:t>============</w:t>
       </w:r>
-    </w:p>
-    <w:p>
-      <w:pPr>
-        <w:spacing w:before="0" w:line="240" w:lineRule="auto"/>
-        <w:jc w:val="center"/>
-        <w:rPr>
-          <w:b/>
-          <w:bCs/>
-          <w:sz w:val="32"/>
-          <w:szCs w:val="32"/>
-          <w:u w:val="single"/>
-        </w:rPr>
-      </w:pPr>
-    </w:p>
-    <w:p>
-      <w:pPr>
-        <w:spacing w:before="0" w:line="240" w:lineRule="auto"/>
-        <w:jc w:val="center"/>
-        <w:rPr>
-          <w:b/>
-          <w:bCs/>
-          <w:sz w:val="32"/>
-          <w:szCs w:val="32"/>
-          <w:u w:val="single"/>
-        </w:rPr>
-      </w:pPr>
-    </w:p>
-    <w:p>
-      <w:pPr>
-        <w:spacing w:before="0" w:line="240" w:lineRule="auto"/>
-        <w:jc w:val="center"/>
-        <w:rPr>
-          <w:b/>
-          <w:bCs/>
-          <w:sz w:val="32"/>
-          <w:szCs w:val="32"/>
-          <w:u w:val="single"/>
-        </w:rPr>
-      </w:pPr>
-    </w:p>
-    <w:p>
-      <w:pPr>
-        <w:spacing w:before="0" w:line="240" w:lineRule="auto"/>
-        <w:jc w:val="center"/>
-        <w:rPr>
-          <w:b/>
-          <w:bCs/>
-          <w:sz w:val="32"/>
-          <w:szCs w:val="32"/>
-          <w:u w:val="single"/>
-        </w:rPr>
-      </w:pPr>
-    </w:p>
-    <w:p>
-      <w:pPr>
-        <w:spacing w:before="0" w:line="240" w:lineRule="auto"/>
-        <w:jc w:val="center"/>
-        <w:rPr>
-          <w:b/>
-          <w:bCs/>
-          <w:sz w:val="32"/>
-          <w:szCs w:val="32"/>
-          <w:u w:val="single"/>
-        </w:rPr>
-      </w:pPr>
-    </w:p>
-    <w:p>
-      <w:pPr>
-        <w:spacing w:before="0" w:line="240" w:lineRule="auto"/>
-        <w:jc w:val="center"/>
-        <w:rPr>
-          <w:b/>
-          <w:bCs/>
-          <w:sz w:val="32"/>
-          <w:szCs w:val="32"/>
-          <w:u w:val="single"/>
-        </w:rPr>
-      </w:pPr>
     </w:p>
     <w:p>
       <w:pPr>
